--- a/Bao_cao_tuan1_Nhom_DevOps_IaC.docx
+++ b/Bao_cao_tuan1_Nhom_DevOps_IaC.docx
@@ -287,14 +287,83 @@
         </w:rPr>
         <w:t xml:space="preserve"> </w:t>
       </w:r>
-      <w:r>
-        <w:rPr>
-          <w:rFonts w:ascii="Times New Roman" w:hAnsi="Times New Roman" w:cs="Times New Roman"/>
-          <w:sz w:val="26"/>
-          <w:szCs w:val="26"/>
-        </w:rPr>
-        <w:t>https://github.com/nguyentrung01ute-ui/autoschedule.git</w:t>
-      </w:r>
+      <w:hyperlink r:id="rId6" w:history="1">
+        <w:r>
+          <w:rPr>
+            <w:rStyle w:val="Hyperlink"/>
+            <w:rFonts w:ascii="Times New Roman" w:hAnsi="Times New Roman" w:cs="Times New Roman"/>
+            <w:sz w:val="26"/>
+            <w:szCs w:val="26"/>
+          </w:rPr>
+          <w:t>https://github.com/nguyentrung01ute-ui/autoschedule.git</w:t>
+        </w:r>
+      </w:hyperlink>
+    </w:p>
+    <w:p>
+      <w:pPr>
+        <w:rPr>
+          <w:rFonts w:ascii="Times New Roman" w:hAnsi="Times New Roman" w:cs="Times New Roman"/>
+          <w:sz w:val="26"/>
+          <w:szCs w:val="26"/>
+        </w:rPr>
+      </w:pPr>
+      <w:r>
+        <w:rPr>
+          <w:rFonts w:ascii="Times New Roman" w:hAnsi="Times New Roman" w:cs="Times New Roman"/>
+          <w:b/>
+          <w:bCs/>
+          <w:color w:val="EE0000"/>
+          <w:sz w:val="26"/>
+          <w:szCs w:val="26"/>
+        </w:rPr>
+        <w:t>Link</w:t>
+      </w:r>
+      <w:r>
+        <w:rPr>
+          <w:rFonts w:ascii="Times New Roman" w:hAnsi="Times New Roman" w:cs="Times New Roman"/>
+          <w:b/>
+          <w:bCs/>
+          <w:color w:val="EE0000"/>
+          <w:sz w:val="26"/>
+          <w:szCs w:val="26"/>
+        </w:rPr>
+        <w:t xml:space="preserve"> commits: </w:t>
+      </w:r>
+      <w:hyperlink r:id="rId7" w:history="1">
+        <w:r>
+          <w:rPr>
+            <w:rStyle w:val="Hyperlink"/>
+            <w:rFonts w:ascii="Times New Roman" w:hAnsi="Times New Roman" w:cs="Times New Roman"/>
+            <w:b/>
+            <w:bCs/>
+            <w:sz w:val="26"/>
+            <w:szCs w:val="26"/>
+          </w:rPr>
+          <w:t>Commits · nguyentrung01</w:t>
+        </w:r>
+        <w:r>
+          <w:rPr>
+            <w:rStyle w:val="Hyperlink"/>
+            <w:rFonts w:ascii="Times New Roman" w:hAnsi="Times New Roman" w:cs="Times New Roman"/>
+            <w:b/>
+            <w:bCs/>
+            <w:sz w:val="26"/>
+            <w:szCs w:val="26"/>
+          </w:rPr>
+          <w:t>u</w:t>
+        </w:r>
+        <w:r>
+          <w:rPr>
+            <w:rStyle w:val="Hyperlink"/>
+            <w:rFonts w:ascii="Times New Roman" w:hAnsi="Times New Roman" w:cs="Times New Roman"/>
+            <w:b/>
+            <w:bCs/>
+            <w:sz w:val="26"/>
+            <w:szCs w:val="26"/>
+          </w:rPr>
+          <w:t>te-ui/autoschedule</w:t>
+        </w:r>
+      </w:hyperlink>
     </w:p>
     <w:p>
       <w:pPr>
@@ -505,6 +574,7 @@
           <w:sz w:val="26"/>
           <w:szCs w:val="26"/>
         </w:rPr>
+        <w:lastRenderedPageBreak/>
         <w:t>Luồng report (08:00 giờ VN):</w:t>
       </w:r>
       <w:r>
@@ -531,7 +601,6 @@
           <w:sz w:val="26"/>
           <w:szCs w:val="26"/>
         </w:rPr>
-        <w:lastRenderedPageBreak/>
         <w:t>Ngoài ra có CloudWatch Logs và Alarm để theo dõi lỗi Lambda, S3 chứa file scheduler.zip, và CloudFormation để đóng gói triển khai.</w:t>
       </w:r>
     </w:p>
@@ -570,7 +639,7 @@
                     </pic:cNvPicPr>
                   </pic:nvPicPr>
                   <pic:blipFill>
-                    <a:blip r:embed="rId6" cstate="print">
+                    <a:blip r:embed="rId8" cstate="print">
                       <a:extLst>
                         <a:ext uri="{28A0092B-C50C-407E-A947-70E740481C1C}">
                           <a14:useLocalDpi xmlns:a14="http://schemas.microsoft.com/office/drawing/2010/main" val="0"/>
@@ -1210,7 +1279,7 @@
                     <pic:cNvPicPr/>
                   </pic:nvPicPr>
                   <pic:blipFill>
-                    <a:blip r:embed="rId7"/>
+                    <a:blip r:embed="rId9"/>
                     <a:stretch>
                       <a:fillRect/>
                     </a:stretch>
@@ -1359,7 +1428,7 @@
                     </pic:cNvPicPr>
                   </pic:nvPicPr>
                   <pic:blipFill>
-                    <a:blip r:embed="rId8" cstate="print">
+                    <a:blip r:embed="rId10" cstate="print">
                       <a:extLst>
                         <a:ext uri="{28A0092B-C50C-407E-A947-70E740481C1C}">
                           <a14:useLocalDpi xmlns:a14="http://schemas.microsoft.com/office/drawing/2010/main" val="0"/>
@@ -1472,7 +1541,7 @@
                     </pic:cNvPicPr>
                   </pic:nvPicPr>
                   <pic:blipFill>
-                    <a:blip r:embed="rId9" cstate="print">
+                    <a:blip r:embed="rId11" cstate="print">
                       <a:extLst>
                         <a:ext uri="{28A0092B-C50C-407E-A947-70E740481C1C}">
                           <a14:useLocalDpi xmlns:a14="http://schemas.microsoft.com/office/drawing/2010/main" val="0"/>
@@ -1605,7 +1674,7 @@
                     <pic:cNvPicPr/>
                   </pic:nvPicPr>
                   <pic:blipFill>
-                    <a:blip r:embed="rId10"/>
+                    <a:blip r:embed="rId12"/>
                     <a:stretch>
                       <a:fillRect/>
                     </a:stretch>
@@ -1754,7 +1823,7 @@
                     <pic:cNvPicPr/>
                   </pic:nvPicPr>
                   <pic:blipFill>
-                    <a:blip r:embed="rId11"/>
+                    <a:blip r:embed="rId13"/>
                     <a:stretch>
                       <a:fillRect/>
                     </a:stretch>
@@ -1895,7 +1964,7 @@
                     <pic:cNvPicPr/>
                   </pic:nvPicPr>
                   <pic:blipFill>
-                    <a:blip r:embed="rId12"/>
+                    <a:blip r:embed="rId14"/>
                     <a:stretch>
                       <a:fillRect/>
                     </a:stretch>
@@ -2014,7 +2083,7 @@
                     <pic:cNvPicPr/>
                   </pic:nvPicPr>
                   <pic:blipFill>
-                    <a:blip r:embed="rId13"/>
+                    <a:blip r:embed="rId15"/>
                     <a:stretch>
                       <a:fillRect/>
                     </a:stretch>
@@ -2170,7 +2239,7 @@
                     <pic:cNvPicPr/>
                   </pic:nvPicPr>
                   <pic:blipFill>
-                    <a:blip r:embed="rId14"/>
+                    <a:blip r:embed="rId16"/>
                     <a:stretch>
                       <a:fillRect/>
                     </a:stretch>
@@ -2292,7 +2361,7 @@
                     <pic:cNvPicPr/>
                   </pic:nvPicPr>
                   <pic:blipFill>
-                    <a:blip r:embed="rId15"/>
+                    <a:blip r:embed="rId17"/>
                     <a:stretch>
                       <a:fillRect/>
                     </a:stretch>
@@ -2415,7 +2484,7 @@
                     <pic:cNvPicPr/>
                   </pic:nvPicPr>
                   <pic:blipFill>
-                    <a:blip r:embed="rId16"/>
+                    <a:blip r:embed="rId18"/>
                     <a:stretch>
                       <a:fillRect/>
                     </a:stretch>
@@ -2585,7 +2654,7 @@
                     </pic:cNvPicPr>
                   </pic:nvPicPr>
                   <pic:blipFill>
-                    <a:blip r:embed="rId17" cstate="print">
+                    <a:blip r:embed="rId19" cstate="print">
                       <a:extLst>
                         <a:ext uri="{28A0092B-C50C-407E-A947-70E740481C1C}">
                           <a14:useLocalDpi xmlns:a14="http://schemas.microsoft.com/office/drawing/2010/main" val="0"/>
@@ -2719,7 +2788,7 @@
                     </pic:cNvPicPr>
                   </pic:nvPicPr>
                   <pic:blipFill>
-                    <a:blip r:embed="rId18" cstate="print">
+                    <a:blip r:embed="rId20" cstate="print">
                       <a:extLst>
                         <a:ext uri="{28A0092B-C50C-407E-A947-70E740481C1C}">
                           <a14:useLocalDpi xmlns:a14="http://schemas.microsoft.com/office/drawing/2010/main" val="0"/>
@@ -2886,7 +2955,7 @@
                     <pic:cNvPicPr/>
                   </pic:nvPicPr>
                   <pic:blipFill>
-                    <a:blip r:embed="rId19"/>
+                    <a:blip r:embed="rId21"/>
                     <a:stretch>
                       <a:fillRect/>
                     </a:stretch>
@@ -3961,7 +4030,7 @@
                 <w:szCs w:val="26"/>
               </w:rPr>
             </w:pPr>
-            <w:hyperlink r:id="rId20">
+            <w:hyperlink r:id="rId22">
               <w:r>
                 <w:rPr>
                   <w:rFonts w:ascii="Times New Roman" w:hAnsi="Times New Roman" w:cs="Times New Roman"/>
@@ -3981,7 +4050,7 @@
               </w:rPr>
               <w:t xml:space="preserve">, </w:t>
             </w:r>
-            <w:hyperlink r:id="rId21">
+            <w:hyperlink r:id="rId23">
               <w:r>
                 <w:rPr>
                   <w:rFonts w:ascii="Times New Roman" w:hAnsi="Times New Roman" w:cs="Times New Roman"/>
@@ -4001,7 +4070,7 @@
               </w:rPr>
               <w:t xml:space="preserve">, </w:t>
             </w:r>
-            <w:hyperlink r:id="rId22">
+            <w:hyperlink r:id="rId24">
               <w:r>
                 <w:rPr>
                   <w:rFonts w:ascii="Times New Roman" w:hAnsi="Times New Roman" w:cs="Times New Roman"/>
@@ -4099,7 +4168,7 @@
                 <w:szCs w:val="26"/>
               </w:rPr>
             </w:pPr>
-            <w:hyperlink r:id="rId23">
+            <w:hyperlink r:id="rId25">
               <w:r>
                 <w:rPr>
                   <w:rFonts w:ascii="Times New Roman" w:hAnsi="Times New Roman" w:cs="Times New Roman"/>
@@ -4119,7 +4188,7 @@
               </w:rPr>
               <w:t xml:space="preserve">, </w:t>
             </w:r>
-            <w:hyperlink r:id="rId24">
+            <w:hyperlink r:id="rId26">
               <w:r>
                 <w:rPr>
                   <w:rFonts w:ascii="Times New Roman" w:hAnsi="Times New Roman" w:cs="Times New Roman"/>
@@ -4139,7 +4208,7 @@
               </w:rPr>
               <w:t xml:space="preserve">, </w:t>
             </w:r>
-            <w:hyperlink r:id="rId25">
+            <w:hyperlink r:id="rId27">
               <w:r>
                 <w:rPr>
                   <w:rFonts w:ascii="Times New Roman" w:hAnsi="Times New Roman" w:cs="Times New Roman"/>
@@ -4237,7 +4306,7 @@
                 <w:szCs w:val="26"/>
               </w:rPr>
             </w:pPr>
-            <w:hyperlink r:id="rId26">
+            <w:hyperlink r:id="rId28">
               <w:r>
                 <w:rPr>
                   <w:rFonts w:ascii="Times New Roman" w:hAnsi="Times New Roman" w:cs="Times New Roman"/>
@@ -4257,7 +4326,7 @@
               </w:rPr>
               <w:t xml:space="preserve">, </w:t>
             </w:r>
-            <w:hyperlink r:id="rId27">
+            <w:hyperlink r:id="rId29">
               <w:r>
                 <w:rPr>
                   <w:rFonts w:ascii="Times New Roman" w:hAnsi="Times New Roman" w:cs="Times New Roman"/>
@@ -4277,7 +4346,7 @@
               </w:rPr>
               <w:t xml:space="preserve">, </w:t>
             </w:r>
-            <w:hyperlink r:id="rId28">
+            <w:hyperlink r:id="rId30">
               <w:r>
                 <w:rPr>
                   <w:rFonts w:ascii="Times New Roman" w:hAnsi="Times New Roman" w:cs="Times New Roman"/>
@@ -4297,7 +4366,7 @@
               </w:rPr>
               <w:t xml:space="preserve">, </w:t>
             </w:r>
-            <w:hyperlink r:id="rId29">
+            <w:hyperlink r:id="rId31">
               <w:r>
                 <w:rPr>
                   <w:rFonts w:ascii="Times New Roman" w:hAnsi="Times New Roman" w:cs="Times New Roman"/>
@@ -6173,7 +6242,6 @@
   <w:style w:type="character" w:default="1" w:styleId="DefaultParagraphFont">
     <w:name w:val="Default Paragraph Font"/>
     <w:uiPriority w:val="1"/>
-    <w:semiHidden/>
     <w:unhideWhenUsed/>
   </w:style>
   <w:style w:type="table" w:default="1" w:styleId="TableNormal">
@@ -6540,6 +6608,41 @@
       <w:szCs w:val="24"/>
     </w:rPr>
   </w:style>
+  <w:style w:type="character" w:styleId="Hyperlink">
+    <w:name w:val="Hyperlink"/>
+    <w:basedOn w:val="DefaultParagraphFont"/>
+    <w:uiPriority w:val="99"/>
+    <w:unhideWhenUsed/>
+    <w:rsid w:val="00BA3697"/>
+    <w:rPr>
+      <w:color w:val="467886" w:themeColor="hyperlink"/>
+      <w:u w:val="single"/>
+    </w:rPr>
+  </w:style>
+  <w:style w:type="character" w:styleId="UnresolvedMention">
+    <w:name w:val="Unresolved Mention"/>
+    <w:basedOn w:val="DefaultParagraphFont"/>
+    <w:uiPriority w:val="99"/>
+    <w:semiHidden/>
+    <w:unhideWhenUsed/>
+    <w:rsid w:val="00BA3697"/>
+    <w:rPr>
+      <w:color w:val="605E5C"/>
+      <w:shd w:val="clear" w:color="auto" w:fill="E1DFDD"/>
+    </w:rPr>
+  </w:style>
+  <w:style w:type="character" w:styleId="FollowedHyperlink">
+    <w:name w:val="FollowedHyperlink"/>
+    <w:basedOn w:val="DefaultParagraphFont"/>
+    <w:uiPriority w:val="99"/>
+    <w:semiHidden/>
+    <w:unhideWhenUsed/>
+    <w:rsid w:val="00BA3697"/>
+    <w:rPr>
+      <w:color w:val="96607D" w:themeColor="followedHyperlink"/>
+      <w:u w:val="single"/>
+    </w:rPr>
+  </w:style>
 </w:styles>
 </file>
 
